--- a/data/generated/11_kitchen_sink.docx
+++ b/data/generated/11_kitchen_sink.docx
@@ -1,6 +1,6 @@
 
 <file path=word/document.xml><?xml version="1.0" encoding="utf-8"?>
-<w:document xmlns:w="http://schemas.openxmlformats.org/wordprocessingml/2006/main">
+<w:document xmlns:w="http://schemas.openxmlformats.org/wordprocessingml/2006/main" xmlns:r="http://schemas.openxmlformats.org/officeDocument/2006/relationships">
   <w:body>
     <w:p>
       <w:r>
@@ -36,7 +36,12 @@
         </w:r>
       </w:del>
     </w:p>
-    <w:sectPr/>
+    <w:sectPr>
+      <w:headerReference w:type="default" r:id="rIdH1"/>
+      <w:footerReference w:type="default" r:id="rIdF1"/>
+      <w:pgSz w:w="12240" w:h="15840" w:orient="portrait"/>
+      <w:pgMar w:top="1440" w:right="1800" w:bottom="1440" w:left="1800"/>
+    </w:sectPr>
   </w:body>
 </w:document>
 </file>
